--- a/libros/kuro-no-kineki-volumen-2/libro.docx
+++ b/libros/kuro-no-kineki-volumen-2/libro.docx
@@ -7,53 +7,9 @@
         <w:jc w:val="center"/>
       </w:pPr>
       <w:r>
-        <w:rPr>
-          <w:rFonts w:ascii="Arial" w:hAnsi="Arial"/>
-          <w:b/>
-          <w:color w:val="A855F7"/>
-          <w:sz w:val="52"/>
-        </w:rPr>
-        <w:t>KURO NO KINEKI</w:t>
-        <w:br/>
-        <w:t>(黒の軌跡 - Ecos de Tinta Negra)</w:t>
-        <w:br/>
-      </w:r>
-      <w:r>
-        <w:rPr>
-          <w:rFonts w:ascii="Arial" w:hAnsi="Arial"/>
-          <w:color w:val="EA580C"/>
-          <w:sz w:val="32"/>
-        </w:rPr>
-        <w:t>Volumen 2: El Choque de los Tres Soles</w:t>
-        <w:br/>
-        <w:br/>
-        <w:t>MANGA / LIGHT NOVEL • FANTASÍA OSCURA</w:t>
-        <w:br/>
-        <w:br/>
-      </w:r>
-      <w:r>
-        <w:rPr>
-          <w:rFonts w:ascii="Arial" w:hAnsi="Arial"/>
-          <w:b/>
-          <w:color w:val="475569"/>
-          <w:sz w:val="28"/>
-        </w:rPr>
-        <w:t>Por Nicolás Noguera</w:t>
-        <w:br/>
-        <w:br/>
-        <w:br/>
-      </w:r>
-    </w:p>
-    <w:p>
-      <w:pPr>
-        <w:jc w:val="center"/>
-      </w:pPr>
-    </w:p>
-    <w:p>
-      <w:r>
         <w:drawing>
           <wp:inline xmlns:a="http://schemas.openxmlformats.org/drawingml/2006/main" xmlns:pic="http://schemas.openxmlformats.org/drawingml/2006/picture">
-            <wp:extent cx="4572000" cy="2551814"/>
+            <wp:extent cx="4572000" cy="6123214"/>
             <wp:docPr id="1" name="Picture 1"/>
             <wp:cNvGraphicFramePr>
               <a:graphicFrameLocks noChangeAspect="1"/>
@@ -62,7 +18,7 @@
               <a:graphicData uri="http://schemas.openxmlformats.org/drawingml/2006/picture">
                 <pic:pic>
                   <pic:nvPicPr>
-                    <pic:cNvPr id="0" name="escena_trinidad.jpg"/>
+                    <pic:cNvPr id="0" name="portada.jpg"/>
                     <pic:cNvPicPr/>
                   </pic:nvPicPr>
                   <pic:blipFill>
@@ -74,7 +30,7 @@
                   <pic:spPr>
                     <a:xfrm>
                       <a:off x="0" y="0"/>
-                      <a:ext cx="4572000" cy="2551814"/>
+                      <a:ext cx="4572000" cy="6123214"/>
                     </a:xfrm>
                     <a:prstGeom prst="rect"/>
                   </pic:spPr>
@@ -91,69 +47,139 @@
       </w:r>
     </w:p>
     <w:p>
-      <w:r>
-        <w:bookmarkStart w:id="0" w:name="TOC"/>
-      </w:r>
+      <w:bookmarkStart w:id="0" w:name="titulo_principal"/>
+      <w:pPr>
+        <w:keepNext/>
+        <w:spacing w:before="240" w:after="120"/>
+        <w:jc w:val="center"/>
+      </w:pPr>
       <w:r>
         <w:rPr>
-          <w:rFonts w:ascii="Arial" w:hAnsi="Arial"/>
+          <w:rFonts w:ascii="Calibri" w:hAnsi="Calibri"/>
           <w:b/>
-          <w:color w:val="0F172A"/>
+          <w:color w:val="1A365D"/>
           <w:sz w:val="40"/>
         </w:rPr>
-        <w:t>Tabla de Contenidos</w:t>
+        <w:t>Kuro no Kineki (黒の軌跡 - Ecos de Tinta Negra)</w:t>
       </w:r>
+      <w:bookmarkEnd w:id="0"/>
+    </w:p>
+    <w:p>
+      <w:bookmarkStart w:id="1" w:name="subtitulo_kuro2"/>
+      <w:pPr>
+        <w:keepNext/>
+        <w:spacing w:before="240" w:after="120"/>
+        <w:jc w:val="left"/>
+      </w:pPr>
       <w:r>
-        <w:bookmarkEnd w:id="0"/>
+        <w:rPr>
+          <w:rFonts w:ascii="Calibri" w:hAnsi="Calibri"/>
+          <w:b/>
+          <w:color w:val="2B6CB0"/>
+          <w:sz w:val="30"/>
+        </w:rPr>
+        <w:t>Volumen 2: El Choque de los Tres Soles</w:t>
+      </w:r>
+      <w:bookmarkEnd w:id="1"/>
+    </w:p>
+    <w:p>
+      <w:pPr>
+        <w:jc w:val="center"/>
+      </w:pPr>
+      <w:r>
+        <w:rPr>
+          <w:i/>
+          <w:sz w:val="22"/>
+        </w:rPr>
+        <w:t>Autor: Nicolás Noguera | Formato: Manga / Light Novel Oficial</w:t>
       </w:r>
     </w:p>
     <w:p>
+      <w:pPr>
+        <w:spacing w:after="360"/>
+      </w:pPr>
+    </w:p>
+    <w:p>
+      <w:bookmarkStart w:id="2" w:name="toc_header"/>
+      <w:pPr>
+        <w:keepNext/>
+        <w:spacing w:before="240" w:after="120"/>
+        <w:jc w:val="left"/>
+      </w:pPr>
       <w:r>
-        <w:br/>
-        <w:t>• Capítulo 1: La Caída del Mármol</w:t>
-        <w:br/>
-        <w:t xml:space="preserve">  - Escena 1: El Impacto de Anulación</w:t>
-        <w:br/>
-        <w:t xml:space="preserve">  - Escena 2: La Elección del Ejecutor</w:t>
-        <w:br/>
-        <w:t xml:space="preserve">  - Escena 3: El Despertar de la Tercera Daga</w:t>
-        <w:br/>
-        <w:br/>
-        <w:t>• Capítulo 2: La Danza de las Tres Hojas</w:t>
-        <w:br/>
-        <w:t xml:space="preserve">  - Escena 1: Choque Trino</w:t>
-        <w:br/>
-        <w:t xml:space="preserve">  - Escena 2: El Sacrificio Voluntario</w:t>
-        <w:br/>
-        <w:t xml:space="preserve">  - Escena 3: La Trinidad de la Tinta</w:t>
-        <w:br/>
-        <w:br/>
-        <w:t>• Capítulo 3: El Secreto del Gran Núcleo</w:t>
-        <w:br/>
-        <w:t xml:space="preserve">  - Escena 1: El Desnivel de Aetheria</w:t>
-        <w:br/>
-        <w:t xml:space="preserve">  - Escena 2: El Dilema de la Memoria Madre</w:t>
-        <w:br/>
-        <w:t xml:space="preserve">  - Escena 3: La Carga Imposible</w:t>
-        <w:br/>
-        <w:br/>
-        <w:t>• Capítulo 4: El Descenso de Aetheria</w:t>
-        <w:br/>
-        <w:t xml:space="preserve">  - Escena 1: El Golpe del Olvido Supremo</w:t>
-        <w:br/>
-        <w:t xml:space="preserve">  - Escena 2: La Desintegración de la Proyección</w:t>
-        <w:br/>
-        <w:t xml:space="preserve">  - Escena 3: El Huérfano de la Tinta</w:t>
-        <w:br/>
-        <w:br/>
-        <w:t>• Capítulo 5: La Tierra sin Cielo (Cierre del Volumen 2)</w:t>
-        <w:br/>
-        <w:t xml:space="preserve">  - Escena 1: El Nuevo Mundo</w:t>
-        <w:br/>
-        <w:t xml:space="preserve">  - Escena 2: El Caminante de los Ecos</w:t>
-        <w:br/>
-        <w:t xml:space="preserve">  - Escena 3: La Sombra en el Horizonte</w:t>
-        <w:br/>
+        <w:rPr>
+          <w:rFonts w:ascii="Calibri" w:hAnsi="Calibri"/>
+          <w:b/>
+          <w:color w:val="2B6CB0"/>
+          <w:sz w:val="30"/>
+        </w:rPr>
+        <w:t>ÍNDICE DE CONTENIDOS</w:t>
+      </w:r>
+      <w:bookmarkEnd w:id="2"/>
+    </w:p>
+    <w:p>
+      <w:pPr>
+        <w:spacing w:after="80"/>
+        <w:ind w:left="720"/>
+      </w:pPr>
+      <w:r>
+        <w:rPr>
+          <w:color w:val="2B6CB0"/>
+          <w:sz w:val="22"/>
+        </w:rPr>
+        <w:t>•  Capítulo 1: La Caída del Mármol</w:t>
+      </w:r>
+    </w:p>
+    <w:p>
+      <w:pPr>
+        <w:spacing w:after="80"/>
+        <w:ind w:left="720"/>
+      </w:pPr>
+      <w:r>
+        <w:rPr>
+          <w:color w:val="2B6CB0"/>
+          <w:sz w:val="22"/>
+        </w:rPr>
+        <w:t>•  Capítulo 2: La Danza de las Tres Hojas</w:t>
+      </w:r>
+    </w:p>
+    <w:p>
+      <w:pPr>
+        <w:spacing w:after="80"/>
+        <w:ind w:left="720"/>
+      </w:pPr>
+      <w:r>
+        <w:rPr>
+          <w:color w:val="2B6CB0"/>
+          <w:sz w:val="22"/>
+        </w:rPr>
+        <w:t>•  Capítulo 3: El Secreto del Gran Núcleo</w:t>
+      </w:r>
+    </w:p>
+    <w:p>
+      <w:pPr>
+        <w:spacing w:after="80"/>
+        <w:ind w:left="720"/>
+      </w:pPr>
+      <w:r>
+        <w:rPr>
+          <w:color w:val="2B6CB0"/>
+          <w:sz w:val="22"/>
+        </w:rPr>
+        <w:t>•  Capítulo 4: El Descenso de Aetheria</w:t>
+      </w:r>
+    </w:p>
+    <w:p>
+      <w:pPr>
+        <w:spacing w:after="80"/>
+        <w:ind w:left="720"/>
+      </w:pPr>
+      <w:r>
+        <w:rPr>
+          <w:color w:val="2B6CB0"/>
+          <w:sz w:val="22"/>
+        </w:rPr>
+        <w:t>•  Capítulo 5: La Tierra sin Cielo (Cierre del Volumen 2)</w:t>
       </w:r>
     </w:p>
     <w:p>
@@ -162,41 +188,50 @@
       </w:r>
     </w:p>
     <w:p>
-      <w:r>
-        <w:bookmarkStart w:id="1" w:name="Chapter_1"/>
-      </w:r>
+      <w:bookmarkStart w:id="10" w:name="cap_1"/>
+      <w:pPr>
+        <w:keepNext/>
+        <w:spacing w:before="240" w:after="120"/>
+        <w:jc w:val="center"/>
+      </w:pPr>
       <w:r>
         <w:rPr>
-          <w:rFonts w:ascii="Arial" w:hAnsi="Arial"/>
+          <w:rFonts w:ascii="Calibri" w:hAnsi="Calibri"/>
           <w:b/>
-          <w:color w:val="A855F7"/>
-          <w:sz w:val="36"/>
+          <w:color w:val="1A365D"/>
+          <w:sz w:val="40"/>
         </w:rPr>
         <w:t>Capítulo 1: La Caída del Mármol</w:t>
       </w:r>
-      <w:r>
-        <w:bookmarkEnd w:id="1"/>
-      </w:r>
+      <w:bookmarkEnd w:id="10"/>
     </w:p>
     <w:p>
-      <w:r>
-        <w:bookmarkStart w:id="2" w:name="Scene_2"/>
-      </w:r>
+      <w:bookmarkStart w:id="11" w:name="cap_1_esc"/>
+      <w:pPr>
+        <w:keepNext/>
+        <w:spacing w:before="240" w:after="120"/>
+        <w:jc w:val="left"/>
+      </w:pPr>
       <w:r>
         <w:rPr>
-          <w:rFonts w:ascii="Arial" w:hAnsi="Arial"/>
+          <w:rFonts w:ascii="Calibri" w:hAnsi="Calibri"/>
           <w:b/>
-          <w:color w:val="EA580C"/>
-          <w:sz w:val="28"/>
+          <w:color w:val="2B6CB0"/>
+          <w:sz w:val="30"/>
         </w:rPr>
         <w:t>Escena 1: El Impacto de Anulación</w:t>
       </w:r>
-      <w:r>
-        <w:bookmarkEnd w:id="2"/>
-      </w:r>
+      <w:bookmarkEnd w:id="11"/>
     </w:p>
     <w:p>
+      <w:pPr>
+        <w:spacing w:line="276" w:lineRule="auto" w:after="160"/>
+      </w:pPr>
       <w:r>
+        <w:rPr>
+          <w:rFonts w:ascii="Calibri" w:hAnsi="Calibri"/>
+          <w:sz w:val="22"/>
+        </w:rPr>
         <w:t>La onda de tinta negra chocó contra la barrera del Gran Núcleo con un estruendo seco que resonó en toda Aetheria. La luz dorada que alimentaba las luces de la metrópolis parpadeó tres veces antes de apagarse casi por completo. Por primera vez en quinientos años, la Ciudad Flotante se sumió en una penumbra artificial.</w:t>
         <w:br/>
         <w:br/>
@@ -213,24 +248,72 @@
       </w:r>
     </w:p>
     <w:p>
+      <w:pPr>
+        <w:spacing w:before="120" w:after="280"/>
+        <w:jc w:val="center"/>
+      </w:pPr>
       <w:r>
-        <w:bookmarkStart w:id="3" w:name="Scene_3"/>
+        <w:drawing>
+          <wp:inline xmlns:a="http://schemas.openxmlformats.org/drawingml/2006/main" xmlns:pic="http://schemas.openxmlformats.org/drawingml/2006/picture">
+            <wp:extent cx="4754880" cy="2674620"/>
+            <wp:docPr id="2" name="Picture 2"/>
+            <wp:cNvGraphicFramePr>
+              <a:graphicFrameLocks noChangeAspect="1"/>
+            </wp:cNvGraphicFramePr>
+            <a:graphic>
+              <a:graphicData uri="http://schemas.openxmlformats.org/drawingml/2006/picture">
+                <pic:pic>
+                  <pic:nvPicPr>
+                    <pic:cNvPr id="0" name="escena_c1_e1.jpg"/>
+                    <pic:cNvPicPr/>
+                  </pic:nvPicPr>
+                  <pic:blipFill>
+                    <a:blip r:embed="rId10"/>
+                    <a:stretch>
+                      <a:fillRect/>
+                    </a:stretch>
+                  </pic:blipFill>
+                  <pic:spPr>
+                    <a:xfrm>
+                      <a:off x="0" y="0"/>
+                      <a:ext cx="4754880" cy="2674620"/>
+                    </a:xfrm>
+                    <a:prstGeom prst="rect"/>
+                  </pic:spPr>
+                </pic:pic>
+              </a:graphicData>
+            </a:graphic>
+          </wp:inline>
+        </w:drawing>
       </w:r>
+    </w:p>
+    <w:p>
+      <w:bookmarkStart w:id="11" w:name="cap_1_esc"/>
+      <w:pPr>
+        <w:keepNext/>
+        <w:spacing w:before="240" w:after="120"/>
+        <w:jc w:val="left"/>
+      </w:pPr>
       <w:r>
         <w:rPr>
-          <w:rFonts w:ascii="Arial" w:hAnsi="Arial"/>
+          <w:rFonts w:ascii="Calibri" w:hAnsi="Calibri"/>
           <w:b/>
-          <w:color w:val="EA580C"/>
-          <w:sz w:val="28"/>
+          <w:color w:val="2B6CB0"/>
+          <w:sz w:val="30"/>
         </w:rPr>
         <w:t>Escena 2: La Elección del Ejecutor</w:t>
       </w:r>
-      <w:r>
-        <w:bookmarkEnd w:id="3"/>
-      </w:r>
+      <w:bookmarkEnd w:id="11"/>
     </w:p>
     <w:p>
+      <w:pPr>
+        <w:spacing w:line="276" w:lineRule="auto" w:after="160"/>
+      </w:pPr>
       <w:r>
+        <w:rPr>
+          <w:rFonts w:ascii="Calibri" w:hAnsi="Calibri"/>
+          <w:sz w:val="22"/>
+        </w:rPr>
         <w:t>En la parte superior de la escalinata, el tercer hermano —el Ejecutor con la armadura dorada agrietada— se interpuso entre la Emperatriz y los dos recién llegados. Su mano libre temblaba sobre la empuñadura de su mandoble.</w:t>
         <w:br/>
         <w:br/>
@@ -247,24 +330,72 @@
       </w:r>
     </w:p>
     <w:p>
+      <w:pPr>
+        <w:spacing w:before="120" w:after="280"/>
+        <w:jc w:val="center"/>
+      </w:pPr>
       <w:r>
-        <w:bookmarkStart w:id="4" w:name="Scene_4"/>
+        <w:drawing>
+          <wp:inline xmlns:a="http://schemas.openxmlformats.org/drawingml/2006/main" xmlns:pic="http://schemas.openxmlformats.org/drawingml/2006/picture">
+            <wp:extent cx="4754880" cy="2674620"/>
+            <wp:docPr id="3" name="Picture 3"/>
+            <wp:cNvGraphicFramePr>
+              <a:graphicFrameLocks noChangeAspect="1"/>
+            </wp:cNvGraphicFramePr>
+            <a:graphic>
+              <a:graphicData uri="http://schemas.openxmlformats.org/drawingml/2006/picture">
+                <pic:pic>
+                  <pic:nvPicPr>
+                    <pic:cNvPr id="0" name="escena_c1_e2.jpg"/>
+                    <pic:cNvPicPr/>
+                  </pic:nvPicPr>
+                  <pic:blipFill>
+                    <a:blip r:embed="rId11"/>
+                    <a:stretch>
+                      <a:fillRect/>
+                    </a:stretch>
+                  </pic:blipFill>
+                  <pic:spPr>
+                    <a:xfrm>
+                      <a:off x="0" y="0"/>
+                      <a:ext cx="4754880" cy="2674620"/>
+                    </a:xfrm>
+                    <a:prstGeom prst="rect"/>
+                  </pic:spPr>
+                </pic:pic>
+              </a:graphicData>
+            </a:graphic>
+          </wp:inline>
+        </w:drawing>
       </w:r>
+    </w:p>
+    <w:p>
+      <w:bookmarkStart w:id="11" w:name="cap_1_esc"/>
+      <w:pPr>
+        <w:keepNext/>
+        <w:spacing w:before="240" w:after="120"/>
+        <w:jc w:val="left"/>
+      </w:pPr>
       <w:r>
         <w:rPr>
-          <w:rFonts w:ascii="Arial" w:hAnsi="Arial"/>
+          <w:rFonts w:ascii="Calibri" w:hAnsi="Calibri"/>
           <w:b/>
-          <w:color w:val="EA580C"/>
-          <w:sz w:val="28"/>
+          <w:color w:val="2B6CB0"/>
+          <w:sz w:val="30"/>
         </w:rPr>
         <w:t>Escena 3: El Despertar de la Tercera Daga</w:t>
       </w:r>
-      <w:r>
-        <w:bookmarkEnd w:id="4"/>
-      </w:r>
+      <w:bookmarkEnd w:id="11"/>
     </w:p>
     <w:p>
+      <w:pPr>
+        <w:spacing w:line="276" w:lineRule="auto" w:after="160"/>
+      </w:pPr>
       <w:r>
+        <w:rPr>
+          <w:rFonts w:ascii="Calibri" w:hAnsi="Calibri"/>
+          <w:sz w:val="22"/>
+        </w:rPr>
         <w:t>—Un prototipo defectuoso siempre debe ser desechado —sentenció la Emperatriz sin emoción.</w:t>
         <w:br/>
         <w:br/>
@@ -284,41 +415,95 @@
       </w:r>
     </w:p>
     <w:p>
+      <w:pPr>
+        <w:spacing w:before="120" w:after="280"/>
+        <w:jc w:val="center"/>
+      </w:pPr>
       <w:r>
-        <w:bookmarkStart w:id="5" w:name="Chapter_5"/>
-      </w:r>
-      <w:r>
-        <w:rPr>
-          <w:rFonts w:ascii="Arial" w:hAnsi="Arial"/>
-          <w:b/>
-          <w:color w:val="A855F7"/>
-          <w:sz w:val="36"/>
-        </w:rPr>
-        <w:t>Capítulo 2: La Danza de las Tres Hojas</w:t>
-      </w:r>
-      <w:r>
-        <w:bookmarkEnd w:id="5"/>
+        <w:drawing>
+          <wp:inline xmlns:a="http://schemas.openxmlformats.org/drawingml/2006/main" xmlns:pic="http://schemas.openxmlformats.org/drawingml/2006/picture">
+            <wp:extent cx="4754880" cy="2674620"/>
+            <wp:docPr id="4" name="Picture 4"/>
+            <wp:cNvGraphicFramePr>
+              <a:graphicFrameLocks noChangeAspect="1"/>
+            </wp:cNvGraphicFramePr>
+            <a:graphic>
+              <a:graphicData uri="http://schemas.openxmlformats.org/drawingml/2006/picture">
+                <pic:pic>
+                  <pic:nvPicPr>
+                    <pic:cNvPr id="0" name="escena_c1_e3.jpg"/>
+                    <pic:cNvPicPr/>
+                  </pic:nvPicPr>
+                  <pic:blipFill>
+                    <a:blip r:embed="rId12"/>
+                    <a:stretch>
+                      <a:fillRect/>
+                    </a:stretch>
+                  </pic:blipFill>
+                  <pic:spPr>
+                    <a:xfrm>
+                      <a:off x="0" y="0"/>
+                      <a:ext cx="4754880" cy="2674620"/>
+                    </a:xfrm>
+                    <a:prstGeom prst="rect"/>
+                  </pic:spPr>
+                </pic:pic>
+              </a:graphicData>
+            </a:graphic>
+          </wp:inline>
+        </w:drawing>
       </w:r>
     </w:p>
     <w:p>
       <w:r>
-        <w:bookmarkStart w:id="6" w:name="Scene_6"/>
+        <w:br w:type="page"/>
       </w:r>
+    </w:p>
+    <w:p>
+      <w:bookmarkStart w:id="20" w:name="cap_2"/>
+      <w:pPr>
+        <w:keepNext/>
+        <w:spacing w:before="240" w:after="120"/>
+        <w:jc w:val="center"/>
+      </w:pPr>
       <w:r>
         <w:rPr>
-          <w:rFonts w:ascii="Arial" w:hAnsi="Arial"/>
+          <w:rFonts w:ascii="Calibri" w:hAnsi="Calibri"/>
           <w:b/>
-          <w:color w:val="EA580C"/>
-          <w:sz w:val="28"/>
+          <w:color w:val="1A365D"/>
+          <w:sz w:val="40"/>
+        </w:rPr>
+        <w:t>Capítulo 2: La Danza de las Tres Hojas</w:t>
+      </w:r>
+      <w:bookmarkEnd w:id="20"/>
+    </w:p>
+    <w:p>
+      <w:bookmarkStart w:id="21" w:name="cap_2_esc"/>
+      <w:pPr>
+        <w:keepNext/>
+        <w:spacing w:before="240" w:after="120"/>
+        <w:jc w:val="left"/>
+      </w:pPr>
+      <w:r>
+        <w:rPr>
+          <w:rFonts w:ascii="Calibri" w:hAnsi="Calibri"/>
+          <w:b/>
+          <w:color w:val="2B6CB0"/>
+          <w:sz w:val="30"/>
         </w:rPr>
         <w:t>Escena 1: Choque Trino</w:t>
       </w:r>
-      <w:r>
-        <w:bookmarkEnd w:id="6"/>
-      </w:r>
+      <w:bookmarkEnd w:id="21"/>
     </w:p>
     <w:p>
+      <w:pPr>
+        <w:spacing w:line="276" w:lineRule="auto" w:after="160"/>
+      </w:pPr>
       <w:r>
+        <w:rPr>
+          <w:rFonts w:ascii="Calibri" w:hAnsi="Calibri"/>
+          <w:sz w:val="22"/>
+        </w:rPr>
         <w:t>El aire en la plaza del palacio se volvió insoportable. Ren, movido por la energía de la Emperatriz, se desplazó a una velocidad que superaba la barrera del sonido. La Daga Solar cortó el aire dejando un rastro de fuego blanco que derritió las columnas de mármol a su paso.</w:t>
         <w:br/>
         <w:br/>
@@ -335,24 +520,72 @@
       </w:r>
     </w:p>
     <w:p>
+      <w:pPr>
+        <w:spacing w:before="120" w:after="280"/>
+        <w:jc w:val="center"/>
+      </w:pPr>
       <w:r>
-        <w:bookmarkStart w:id="7" w:name="Scene_7"/>
+        <w:drawing>
+          <wp:inline xmlns:a="http://schemas.openxmlformats.org/drawingml/2006/main" xmlns:pic="http://schemas.openxmlformats.org/drawingml/2006/picture">
+            <wp:extent cx="4754880" cy="2674620"/>
+            <wp:docPr id="5" name="Picture 5"/>
+            <wp:cNvGraphicFramePr>
+              <a:graphicFrameLocks noChangeAspect="1"/>
+            </wp:cNvGraphicFramePr>
+            <a:graphic>
+              <a:graphicData uri="http://schemas.openxmlformats.org/drawingml/2006/picture">
+                <pic:pic>
+                  <pic:nvPicPr>
+                    <pic:cNvPr id="0" name="escena_c2_e1.jpg"/>
+                    <pic:cNvPicPr/>
+                  </pic:nvPicPr>
+                  <pic:blipFill>
+                    <a:blip r:embed="rId13"/>
+                    <a:stretch>
+                      <a:fillRect/>
+                    </a:stretch>
+                  </pic:blipFill>
+                  <pic:spPr>
+                    <a:xfrm>
+                      <a:off x="0" y="0"/>
+                      <a:ext cx="4754880" cy="2674620"/>
+                    </a:xfrm>
+                    <a:prstGeom prst="rect"/>
+                  </pic:spPr>
+                </pic:pic>
+              </a:graphicData>
+            </a:graphic>
+          </wp:inline>
+        </w:drawing>
       </w:r>
+    </w:p>
+    <w:p>
+      <w:bookmarkStart w:id="21" w:name="cap_2_esc"/>
+      <w:pPr>
+        <w:keepNext/>
+        <w:spacing w:before="240" w:after="120"/>
+        <w:jc w:val="left"/>
+      </w:pPr>
       <w:r>
         <w:rPr>
-          <w:rFonts w:ascii="Arial" w:hAnsi="Arial"/>
+          <w:rFonts w:ascii="Calibri" w:hAnsi="Calibri"/>
           <w:b/>
-          <w:color w:val="EA580C"/>
-          <w:sz w:val="28"/>
+          <w:color w:val="2B6CB0"/>
+          <w:sz w:val="30"/>
         </w:rPr>
         <w:t>Escena 2: El Sacrificio Voluntario</w:t>
       </w:r>
-      <w:r>
-        <w:bookmarkEnd w:id="7"/>
-      </w:r>
+      <w:bookmarkEnd w:id="21"/>
     </w:p>
     <w:p>
+      <w:pPr>
+        <w:spacing w:line="276" w:lineRule="auto" w:after="160"/>
+      </w:pPr>
       <w:r>
+        <w:rPr>
+          <w:rFonts w:ascii="Calibri" w:hAnsi="Calibri"/>
+          <w:sz w:val="22"/>
+        </w:rPr>
         <w:t>Ren bloqueó las agujas de Sora con el lomo de su hoja dorada, pero el movimiento lo dejó expuesto por una fracción de segundo. Kael aprovechó la brecha para cerrar la distancia, pero en lugar de atacar con el filo de su arma, cerró la daga y golpeó el pecho de Ren con la mano izquierda abierta.</w:t>
         <w:br/>
         <w:br/>
@@ -375,24 +608,72 @@
       </w:r>
     </w:p>
     <w:p>
+      <w:pPr>
+        <w:spacing w:before="120" w:after="280"/>
+        <w:jc w:val="center"/>
+      </w:pPr>
       <w:r>
-        <w:bookmarkStart w:id="8" w:name="Scene_8"/>
+        <w:drawing>
+          <wp:inline xmlns:a="http://schemas.openxmlformats.org/drawingml/2006/main" xmlns:pic="http://schemas.openxmlformats.org/drawingml/2006/picture">
+            <wp:extent cx="4754880" cy="2674620"/>
+            <wp:docPr id="6" name="Picture 6"/>
+            <wp:cNvGraphicFramePr>
+              <a:graphicFrameLocks noChangeAspect="1"/>
+            </wp:cNvGraphicFramePr>
+            <a:graphic>
+              <a:graphicData uri="http://schemas.openxmlformats.org/drawingml/2006/picture">
+                <pic:pic>
+                  <pic:nvPicPr>
+                    <pic:cNvPr id="0" name="escena_c2_e2.jpg"/>
+                    <pic:cNvPicPr/>
+                  </pic:nvPicPr>
+                  <pic:blipFill>
+                    <a:blip r:embed="rId14"/>
+                    <a:stretch>
+                      <a:fillRect/>
+                    </a:stretch>
+                  </pic:blipFill>
+                  <pic:spPr>
+                    <a:xfrm>
+                      <a:off x="0" y="0"/>
+                      <a:ext cx="4754880" cy="2674620"/>
+                    </a:xfrm>
+                    <a:prstGeom prst="rect"/>
+                  </pic:spPr>
+                </pic:pic>
+              </a:graphicData>
+            </a:graphic>
+          </wp:inline>
+        </w:drawing>
       </w:r>
+    </w:p>
+    <w:p>
+      <w:bookmarkStart w:id="21" w:name="cap_2_esc"/>
+      <w:pPr>
+        <w:keepNext/>
+        <w:spacing w:before="240" w:after="120"/>
+        <w:jc w:val="left"/>
+      </w:pPr>
       <w:r>
         <w:rPr>
-          <w:rFonts w:ascii="Arial" w:hAnsi="Arial"/>
+          <w:rFonts w:ascii="Calibri" w:hAnsi="Calibri"/>
           <w:b/>
-          <w:color w:val="EA580C"/>
-          <w:sz w:val="28"/>
+          <w:color w:val="2B6CB0"/>
+          <w:sz w:val="30"/>
         </w:rPr>
         <w:t>Escena 3: La Trinidad de la Tinta</w:t>
       </w:r>
-      <w:r>
-        <w:bookmarkEnd w:id="8"/>
-      </w:r>
+      <w:bookmarkEnd w:id="21"/>
     </w:p>
     <w:p>
+      <w:pPr>
+        <w:spacing w:line="276" w:lineRule="auto" w:after="160"/>
+      </w:pPr>
       <w:r>
+        <w:rPr>
+          <w:rFonts w:ascii="Calibri" w:hAnsi="Calibri"/>
+          <w:sz w:val="22"/>
+        </w:rPr>
         <w:t>Al tomar la Daga Solar con la mano izquierda mientras mantenía la Daga de Tinta Negra en la derecha, el cuerpo de Kael sufrió una transformación radical.</w:t>
         <w:br/>
         <w:br/>
@@ -415,42 +696,96 @@
       </w:r>
     </w:p>
     <w:p>
+      <w:pPr>
+        <w:spacing w:before="120" w:after="280"/>
+        <w:jc w:val="center"/>
+      </w:pPr>
       <w:r>
-        <w:bookmarkStart w:id="9" w:name="Chapter_9"/>
-      </w:r>
-      <w:r>
-        <w:rPr>
-          <w:rFonts w:ascii="Arial" w:hAnsi="Arial"/>
-          <w:b/>
-          <w:color w:val="A855F7"/>
-          <w:sz w:val="36"/>
-        </w:rPr>
-        <w:t>Capítulo 3: El Secreto del Gran Núcleo</w:t>
-      </w:r>
-      <w:r>
-        <w:bookmarkEnd w:id="9"/>
+        <w:drawing>
+          <wp:inline xmlns:a="http://schemas.openxmlformats.org/drawingml/2006/main" xmlns:pic="http://schemas.openxmlformats.org/drawingml/2006/picture">
+            <wp:extent cx="4754880" cy="2674620"/>
+            <wp:docPr id="7" name="Picture 7"/>
+            <wp:cNvGraphicFramePr>
+              <a:graphicFrameLocks noChangeAspect="1"/>
+            </wp:cNvGraphicFramePr>
+            <a:graphic>
+              <a:graphicData uri="http://schemas.openxmlformats.org/drawingml/2006/picture">
+                <pic:pic>
+                  <pic:nvPicPr>
+                    <pic:cNvPr id="0" name="escena_c2_e3.jpg"/>
+                    <pic:cNvPicPr/>
+                  </pic:nvPicPr>
+                  <pic:blipFill>
+                    <a:blip r:embed="rId15"/>
+                    <a:stretch>
+                      <a:fillRect/>
+                    </a:stretch>
+                  </pic:blipFill>
+                  <pic:spPr>
+                    <a:xfrm>
+                      <a:off x="0" y="0"/>
+                      <a:ext cx="4754880" cy="2674620"/>
+                    </a:xfrm>
+                    <a:prstGeom prst="rect"/>
+                  </pic:spPr>
+                </pic:pic>
+              </a:graphicData>
+            </a:graphic>
+          </wp:inline>
+        </w:drawing>
       </w:r>
     </w:p>
     <w:p>
       <w:r>
-        <w:bookmarkStart w:id="10" w:name="Scene_10"/>
+        <w:br w:type="page"/>
       </w:r>
+    </w:p>
+    <w:p>
+      <w:bookmarkStart w:id="30" w:name="cap_3"/>
+      <w:pPr>
+        <w:keepNext/>
+        <w:spacing w:before="240" w:after="120"/>
+        <w:jc w:val="center"/>
+      </w:pPr>
       <w:r>
         <w:rPr>
-          <w:rFonts w:ascii="Arial" w:hAnsi="Arial"/>
+          <w:rFonts w:ascii="Calibri" w:hAnsi="Calibri"/>
           <w:b/>
-          <w:color w:val="EA580C"/>
-          <w:sz w:val="28"/>
+          <w:color w:val="1A365D"/>
+          <w:sz w:val="40"/>
+        </w:rPr>
+        <w:t>Capítulo 3: El Secreto del Gran Núcleo</w:t>
+      </w:r>
+      <w:bookmarkEnd w:id="30"/>
+    </w:p>
+    <w:p>
+      <w:bookmarkStart w:id="31" w:name="cap_3_esc"/>
+      <w:pPr>
+        <w:keepNext/>
+        <w:spacing w:before="240" w:after="120"/>
+        <w:jc w:val="left"/>
+      </w:pPr>
+      <w:r>
+        <w:rPr>
+          <w:rFonts w:ascii="Calibri" w:hAnsi="Calibri"/>
+          <w:b/>
+          <w:color w:val="2B6CB0"/>
+          <w:sz w:val="30"/>
         </w:rPr>
         <w:t>Escena 1: El Desnivel de Aetheria</w:t>
       </w:r>
-      <w:r>
-        <w:bookmarkEnd w:id="10"/>
-      </w:r>
+      <w:bookmarkEnd w:id="31"/>
     </w:p>
     <w:p>
+      <w:pPr>
+        <w:spacing w:line="276" w:lineRule="auto" w:after="160"/>
+      </w:pPr>
       <w:r>
-        <w:t>La vibración del palacio se volvió insostenible. Gigantescas grietas cruzaron el suelo de mármol blanco, y una de las torres principales de la metrópolis se desprendió, cayendo hacia las nubes en dirección al Sector Cero.</w:t>
+        <w:rPr>
+          <w:rFonts w:ascii="Calibri" w:hAnsi="Calibri"/>
+          <w:sz w:val="22"/>
+        </w:rPr>
+        <w:t>La vibración del palacio se volvió insoportable. Gigantescas grietas cruzaron el suelo de mármol blanco, y una de las torres principales de la metrópolis se desprendió, cayendo hacia las nubes en dirección al Sector Cero.</w:t>
         <w:br/>
         <w:br/>
         <w:t>Desde la plataforma del palacio, la vista era aterradora: la Ciudad Flotante estaba perdiendo su eje y comenzaba a inclinarse de lado.</w:t>
@@ -469,24 +804,72 @@
       </w:r>
     </w:p>
     <w:p>
+      <w:pPr>
+        <w:spacing w:before="120" w:after="280"/>
+        <w:jc w:val="center"/>
+      </w:pPr>
       <w:r>
-        <w:bookmarkStart w:id="11" w:name="Scene_11"/>
+        <w:drawing>
+          <wp:inline xmlns:a="http://schemas.openxmlformats.org/drawingml/2006/main" xmlns:pic="http://schemas.openxmlformats.org/drawingml/2006/picture">
+            <wp:extent cx="4754880" cy="2674620"/>
+            <wp:docPr id="8" name="Picture 8"/>
+            <wp:cNvGraphicFramePr>
+              <a:graphicFrameLocks noChangeAspect="1"/>
+            </wp:cNvGraphicFramePr>
+            <a:graphic>
+              <a:graphicData uri="http://schemas.openxmlformats.org/drawingml/2006/picture">
+                <pic:pic>
+                  <pic:nvPicPr>
+                    <pic:cNvPr id="0" name="escena_c3_e1.jpg"/>
+                    <pic:cNvPicPr/>
+                  </pic:nvPicPr>
+                  <pic:blipFill>
+                    <a:blip r:embed="rId16"/>
+                    <a:stretch>
+                      <a:fillRect/>
+                    </a:stretch>
+                  </pic:blipFill>
+                  <pic:spPr>
+                    <a:xfrm>
+                      <a:off x="0" y="0"/>
+                      <a:ext cx="4754880" cy="2674620"/>
+                    </a:xfrm>
+                    <a:prstGeom prst="rect"/>
+                  </pic:spPr>
+                </pic:pic>
+              </a:graphicData>
+            </a:graphic>
+          </wp:inline>
+        </w:drawing>
       </w:r>
+    </w:p>
+    <w:p>
+      <w:bookmarkStart w:id="31" w:name="cap_3_esc"/>
+      <w:pPr>
+        <w:keepNext/>
+        <w:spacing w:before="240" w:after="120"/>
+        <w:jc w:val="left"/>
+      </w:pPr>
       <w:r>
         <w:rPr>
-          <w:rFonts w:ascii="Arial" w:hAnsi="Arial"/>
+          <w:rFonts w:ascii="Calibri" w:hAnsi="Calibri"/>
           <w:b/>
-          <w:color w:val="EA580C"/>
-          <w:sz w:val="28"/>
+          <w:color w:val="2B6CB0"/>
+          <w:sz w:val="30"/>
         </w:rPr>
         <w:t>Escena 2: El Dilema de la Memoria Madre</w:t>
       </w:r>
-      <w:r>
-        <w:bookmarkEnd w:id="11"/>
-      </w:r>
+      <w:bookmarkEnd w:id="31"/>
     </w:p>
     <w:p>
+      <w:pPr>
+        <w:spacing w:line="276" w:lineRule="auto" w:after="160"/>
+      </w:pPr>
       <w:r>
+        <w:rPr>
+          <w:rFonts w:ascii="Calibri" w:hAnsi="Calibri"/>
+          <w:sz w:val="22"/>
+        </w:rPr>
         <w:t>—No es una máquina... es nuestra madre —susurró Kael, sintiendo cómo los recuerdos profundos que creía quemados regresaban en oleadas por el poder de la Daga Solar.</w:t>
         <w:br/>
         <w:br/>
@@ -506,24 +889,72 @@
       </w:r>
     </w:p>
     <w:p>
+      <w:pPr>
+        <w:spacing w:before="120" w:after="280"/>
+        <w:jc w:val="center"/>
+      </w:pPr>
       <w:r>
-        <w:bookmarkStart w:id="12" w:name="Scene_12"/>
+        <w:drawing>
+          <wp:inline xmlns:a="http://schemas.openxmlformats.org/drawingml/2006/main" xmlns:pic="http://schemas.openxmlformats.org/drawingml/2006/picture">
+            <wp:extent cx="4754880" cy="2674620"/>
+            <wp:docPr id="9" name="Picture 9"/>
+            <wp:cNvGraphicFramePr>
+              <a:graphicFrameLocks noChangeAspect="1"/>
+            </wp:cNvGraphicFramePr>
+            <a:graphic>
+              <a:graphicData uri="http://schemas.openxmlformats.org/drawingml/2006/picture">
+                <pic:pic>
+                  <pic:nvPicPr>
+                    <pic:cNvPr id="0" name="escena_c3_e2.jpg"/>
+                    <pic:cNvPicPr/>
+                  </pic:nvPicPr>
+                  <pic:blipFill>
+                    <a:blip r:embed="rId17"/>
+                    <a:stretch>
+                      <a:fillRect/>
+                    </a:stretch>
+                  </pic:blipFill>
+                  <pic:spPr>
+                    <a:xfrm>
+                      <a:off x="0" y="0"/>
+                      <a:ext cx="4754880" cy="2674620"/>
+                    </a:xfrm>
+                    <a:prstGeom prst="rect"/>
+                  </pic:spPr>
+                </pic:pic>
+              </a:graphicData>
+            </a:graphic>
+          </wp:inline>
+        </w:drawing>
       </w:r>
+    </w:p>
+    <w:p>
+      <w:bookmarkStart w:id="31" w:name="cap_3_esc"/>
+      <w:pPr>
+        <w:keepNext/>
+        <w:spacing w:before="240" w:after="120"/>
+        <w:jc w:val="left"/>
+      </w:pPr>
       <w:r>
         <w:rPr>
-          <w:rFonts w:ascii="Arial" w:hAnsi="Arial"/>
+          <w:rFonts w:ascii="Calibri" w:hAnsi="Calibri"/>
           <w:b/>
-          <w:color w:val="EA580C"/>
-          <w:sz w:val="28"/>
+          <w:color w:val="2B6CB0"/>
+          <w:sz w:val="30"/>
         </w:rPr>
         <w:t>Escena 3: La Carga Imposible</w:t>
       </w:r>
-      <w:r>
-        <w:bookmarkEnd w:id="12"/>
-      </w:r>
+      <w:bookmarkEnd w:id="31"/>
     </w:p>
     <w:p>
+      <w:pPr>
+        <w:spacing w:line="276" w:lineRule="auto" w:after="160"/>
+      </w:pPr>
       <w:r>
+        <w:rPr>
+          <w:rFonts w:ascii="Calibri" w:hAnsi="Calibri"/>
+          <w:sz w:val="22"/>
+        </w:rPr>
         <w:t>La entidad de cristal se abalanzó sobre ellos con una furia desmedida, lanzando ráfagas de espinas que perforaron las columnas restantes del templo.</w:t>
         <w:br/>
         <w:br/>
@@ -552,41 +983,95 @@
       </w:r>
     </w:p>
     <w:p>
+      <w:pPr>
+        <w:spacing w:before="120" w:after="280"/>
+        <w:jc w:val="center"/>
+      </w:pPr>
       <w:r>
-        <w:bookmarkStart w:id="13" w:name="Chapter_13"/>
-      </w:r>
-      <w:r>
-        <w:rPr>
-          <w:rFonts w:ascii="Arial" w:hAnsi="Arial"/>
-          <w:b/>
-          <w:color w:val="A855F7"/>
-          <w:sz w:val="36"/>
-        </w:rPr>
-        <w:t>Capítulo 4: El Descenso de Aetheria</w:t>
-      </w:r>
-      <w:r>
-        <w:bookmarkEnd w:id="13"/>
+        <w:drawing>
+          <wp:inline xmlns:a="http://schemas.openxmlformats.org/drawingml/2006/main" xmlns:pic="http://schemas.openxmlformats.org/drawingml/2006/picture">
+            <wp:extent cx="4754880" cy="2674620"/>
+            <wp:docPr id="10" name="Picture 10"/>
+            <wp:cNvGraphicFramePr>
+              <a:graphicFrameLocks noChangeAspect="1"/>
+            </wp:cNvGraphicFramePr>
+            <a:graphic>
+              <a:graphicData uri="http://schemas.openxmlformats.org/drawingml/2006/picture">
+                <pic:pic>
+                  <pic:nvPicPr>
+                    <pic:cNvPr id="0" name="escena_c3_e3.jpg"/>
+                    <pic:cNvPicPr/>
+                  </pic:nvPicPr>
+                  <pic:blipFill>
+                    <a:blip r:embed="rId18"/>
+                    <a:stretch>
+                      <a:fillRect/>
+                    </a:stretch>
+                  </pic:blipFill>
+                  <pic:spPr>
+                    <a:xfrm>
+                      <a:off x="0" y="0"/>
+                      <a:ext cx="4754880" cy="2674620"/>
+                    </a:xfrm>
+                    <a:prstGeom prst="rect"/>
+                  </pic:spPr>
+                </pic:pic>
+              </a:graphicData>
+            </a:graphic>
+          </wp:inline>
+        </w:drawing>
       </w:r>
     </w:p>
     <w:p>
       <w:r>
-        <w:bookmarkStart w:id="14" w:name="Scene_14"/>
+        <w:br w:type="page"/>
       </w:r>
+    </w:p>
+    <w:p>
+      <w:bookmarkStart w:id="40" w:name="cap_4"/>
+      <w:pPr>
+        <w:keepNext/>
+        <w:spacing w:before="240" w:after="120"/>
+        <w:jc w:val="center"/>
+      </w:pPr>
       <w:r>
         <w:rPr>
-          <w:rFonts w:ascii="Arial" w:hAnsi="Arial"/>
+          <w:rFonts w:ascii="Calibri" w:hAnsi="Calibri"/>
           <w:b/>
-          <w:color w:val="EA580C"/>
-          <w:sz w:val="28"/>
+          <w:color w:val="1A365D"/>
+          <w:sz w:val="40"/>
+        </w:rPr>
+        <w:t>Capítulo 4: El Descenso de Aetheria</w:t>
+      </w:r>
+      <w:bookmarkEnd w:id="40"/>
+    </w:p>
+    <w:p>
+      <w:bookmarkStart w:id="41" w:name="cap_4_esc"/>
+      <w:pPr>
+        <w:keepNext/>
+        <w:spacing w:before="240" w:after="120"/>
+        <w:jc w:val="left"/>
+      </w:pPr>
+      <w:r>
+        <w:rPr>
+          <w:rFonts w:ascii="Calibri" w:hAnsi="Calibri"/>
+          <w:b/>
+          <w:color w:val="2B6CB0"/>
+          <w:sz w:val="30"/>
         </w:rPr>
         <w:t>Escena 1: El Golpe del Olvido Supremo</w:t>
       </w:r>
-      <w:r>
-        <w:bookmarkEnd w:id="14"/>
-      </w:r>
+      <w:bookmarkEnd w:id="41"/>
     </w:p>
     <w:p>
+      <w:pPr>
+        <w:spacing w:line="276" w:lineRule="auto" w:after="160"/>
+      </w:pPr>
       <w:r>
+        <w:rPr>
+          <w:rFonts w:ascii="Calibri" w:hAnsi="Calibri"/>
+          <w:sz w:val="22"/>
+        </w:rPr>
         <w:t>Kael se lanzó hacia el centro del Gran Núcleo. La entidad de cristal intentó cerrarle el paso con una muralla de espinas, pero el tajo combinado de las tres dagas despedazó la barrera en un instante.</w:t>
         <w:br/>
         <w:br/>
@@ -604,15 +1089,14 @@
     </w:p>
     <w:p>
       <w:pPr>
+        <w:spacing w:before="120" w:after="280"/>
         <w:jc w:val="center"/>
       </w:pPr>
-    </w:p>
-    <w:p>
       <w:r>
         <w:drawing>
           <wp:inline xmlns:a="http://schemas.openxmlformats.org/drawingml/2006/main" xmlns:pic="http://schemas.openxmlformats.org/drawingml/2006/picture">
-            <wp:extent cx="5029200" cy="2806995"/>
-            <wp:docPr id="2" name="Picture 2"/>
+            <wp:extent cx="4754880" cy="2674620"/>
+            <wp:docPr id="11" name="Picture 11"/>
             <wp:cNvGraphicFramePr>
               <a:graphicFrameLocks noChangeAspect="1"/>
             </wp:cNvGraphicFramePr>
@@ -620,11 +1104,11 @@
               <a:graphicData uri="http://schemas.openxmlformats.org/drawingml/2006/picture">
                 <pic:pic>
                   <pic:nvPicPr>
-                    <pic:cNvPr id="0" name="escena_descenso.jpg"/>
+                    <pic:cNvPr id="0" name="escena_c4_e1.jpg"/>
                     <pic:cNvPicPr/>
                   </pic:nvPicPr>
                   <pic:blipFill>
-                    <a:blip r:embed="rId10"/>
+                    <a:blip r:embed="rId19"/>
                     <a:stretch>
                       <a:fillRect/>
                     </a:stretch>
@@ -632,7 +1116,7 @@
                   <pic:spPr>
                     <a:xfrm>
                       <a:off x="0" y="0"/>
-                      <a:ext cx="5029200" cy="2806995"/>
+                      <a:ext cx="4754880" cy="2674620"/>
                     </a:xfrm>
                     <a:prstGeom prst="rect"/>
                   </pic:spPr>
@@ -644,24 +1128,32 @@
       </w:r>
     </w:p>
     <w:p>
-      <w:r>
-        <w:bookmarkStart w:id="15" w:name="Scene_15"/>
-      </w:r>
+      <w:bookmarkStart w:id="41" w:name="cap_4_esc"/>
+      <w:pPr>
+        <w:keepNext/>
+        <w:spacing w:before="240" w:after="120"/>
+        <w:jc w:val="left"/>
+      </w:pPr>
       <w:r>
         <w:rPr>
-          <w:rFonts w:ascii="Arial" w:hAnsi="Arial"/>
+          <w:rFonts w:ascii="Calibri" w:hAnsi="Calibri"/>
           <w:b/>
-          <w:color w:val="EA580C"/>
-          <w:sz w:val="28"/>
+          <w:color w:val="2B6CB0"/>
+          <w:sz w:val="30"/>
         </w:rPr>
         <w:t>Escena 2: La Desintegración de la Proyección</w:t>
       </w:r>
-      <w:r>
-        <w:bookmarkEnd w:id="15"/>
-      </w:r>
+      <w:bookmarkEnd w:id="41"/>
     </w:p>
     <w:p>
+      <w:pPr>
+        <w:spacing w:line="276" w:lineRule="auto" w:after="160"/>
+      </w:pPr>
       <w:r>
+        <w:rPr>
+          <w:rFonts w:ascii="Calibri" w:hAnsi="Calibri"/>
+          <w:sz w:val="22"/>
+        </w:rPr>
         <w:t>Con el flujo de energía cortado, la falsa Emperatriz de cristal emitió un chillido sónico mientras su cuerpo comenzaba a desquebrajarse en miles de fragmentos de vidrio.</w:t>
         <w:br/>
         <w:br/>
@@ -678,24 +1170,72 @@
       </w:r>
     </w:p>
     <w:p>
+      <w:pPr>
+        <w:spacing w:before="120" w:after="280"/>
+        <w:jc w:val="center"/>
+      </w:pPr>
       <w:r>
-        <w:bookmarkStart w:id="16" w:name="Scene_16"/>
+        <w:drawing>
+          <wp:inline xmlns:a="http://schemas.openxmlformats.org/drawingml/2006/main" xmlns:pic="http://schemas.openxmlformats.org/drawingml/2006/picture">
+            <wp:extent cx="4754880" cy="2674620"/>
+            <wp:docPr id="12" name="Picture 12"/>
+            <wp:cNvGraphicFramePr>
+              <a:graphicFrameLocks noChangeAspect="1"/>
+            </wp:cNvGraphicFramePr>
+            <a:graphic>
+              <a:graphicData uri="http://schemas.openxmlformats.org/drawingml/2006/picture">
+                <pic:pic>
+                  <pic:nvPicPr>
+                    <pic:cNvPr id="0" name="escena_c4_e2.jpg"/>
+                    <pic:cNvPicPr/>
+                  </pic:nvPicPr>
+                  <pic:blipFill>
+                    <a:blip r:embed="rId20"/>
+                    <a:stretch>
+                      <a:fillRect/>
+                    </a:stretch>
+                  </pic:blipFill>
+                  <pic:spPr>
+                    <a:xfrm>
+                      <a:off x="0" y="0"/>
+                      <a:ext cx="4754880" cy="2674620"/>
+                    </a:xfrm>
+                    <a:prstGeom prst="rect"/>
+                  </pic:spPr>
+                </pic:pic>
+              </a:graphicData>
+            </a:graphic>
+          </wp:inline>
+        </w:drawing>
       </w:r>
+    </w:p>
+    <w:p>
+      <w:bookmarkStart w:id="41" w:name="cap_4_esc"/>
+      <w:pPr>
+        <w:keepNext/>
+        <w:spacing w:before="240" w:after="120"/>
+        <w:jc w:val="left"/>
+      </w:pPr>
       <w:r>
         <w:rPr>
-          <w:rFonts w:ascii="Arial" w:hAnsi="Arial"/>
+          <w:rFonts w:ascii="Calibri" w:hAnsi="Calibri"/>
           <w:b/>
-          <w:color w:val="EA580C"/>
-          <w:sz w:val="28"/>
+          <w:color w:val="2B6CB0"/>
+          <w:sz w:val="30"/>
         </w:rPr>
         <w:t>Escena 3: El Huérfano de la Tinta</w:t>
       </w:r>
-      <w:r>
-        <w:bookmarkEnd w:id="16"/>
-      </w:r>
+      <w:bookmarkEnd w:id="41"/>
     </w:p>
     <w:p>
+      <w:pPr>
+        <w:spacing w:line="276" w:lineRule="auto" w:after="160"/>
+      </w:pPr>
       <w:r>
+        <w:rPr>
+          <w:rFonts w:ascii="Calibri" w:hAnsi="Calibri"/>
+          <w:sz w:val="22"/>
+        </w:rPr>
         <w:t>Sora y Ren corrieron hacia el centro de la plaza destruida.</w:t>
         <w:br/>
         <w:br/>
@@ -721,41 +1261,95 @@
       </w:r>
     </w:p>
     <w:p>
+      <w:pPr>
+        <w:spacing w:before="120" w:after="280"/>
+        <w:jc w:val="center"/>
+      </w:pPr>
       <w:r>
-        <w:bookmarkStart w:id="17" w:name="Chapter_17"/>
-      </w:r>
-      <w:r>
-        <w:rPr>
-          <w:rFonts w:ascii="Arial" w:hAnsi="Arial"/>
-          <w:b/>
-          <w:color w:val="A855F7"/>
-          <w:sz w:val="36"/>
-        </w:rPr>
-        <w:t>Capítulo 5: La Tierra sin Cielo (Cierre del Volumen 2)</w:t>
-      </w:r>
-      <w:r>
-        <w:bookmarkEnd w:id="17"/>
+        <w:drawing>
+          <wp:inline xmlns:a="http://schemas.openxmlformats.org/drawingml/2006/main" xmlns:pic="http://schemas.openxmlformats.org/drawingml/2006/picture">
+            <wp:extent cx="4754880" cy="2674620"/>
+            <wp:docPr id="13" name="Picture 13"/>
+            <wp:cNvGraphicFramePr>
+              <a:graphicFrameLocks noChangeAspect="1"/>
+            </wp:cNvGraphicFramePr>
+            <a:graphic>
+              <a:graphicData uri="http://schemas.openxmlformats.org/drawingml/2006/picture">
+                <pic:pic>
+                  <pic:nvPicPr>
+                    <pic:cNvPr id="0" name="escena_c4_e3.jpg"/>
+                    <pic:cNvPicPr/>
+                  </pic:nvPicPr>
+                  <pic:blipFill>
+                    <a:blip r:embed="rId21"/>
+                    <a:stretch>
+                      <a:fillRect/>
+                    </a:stretch>
+                  </pic:blipFill>
+                  <pic:spPr>
+                    <a:xfrm>
+                      <a:off x="0" y="0"/>
+                      <a:ext cx="4754880" cy="2674620"/>
+                    </a:xfrm>
+                    <a:prstGeom prst="rect"/>
+                  </pic:spPr>
+                </pic:pic>
+              </a:graphicData>
+            </a:graphic>
+          </wp:inline>
+        </w:drawing>
       </w:r>
     </w:p>
     <w:p>
       <w:r>
-        <w:bookmarkStart w:id="18" w:name="Scene_18"/>
+        <w:br w:type="page"/>
       </w:r>
+    </w:p>
+    <w:p>
+      <w:bookmarkStart w:id="50" w:name="cap_5"/>
+      <w:pPr>
+        <w:keepNext/>
+        <w:spacing w:before="240" w:after="120"/>
+        <w:jc w:val="center"/>
+      </w:pPr>
       <w:r>
         <w:rPr>
-          <w:rFonts w:ascii="Arial" w:hAnsi="Arial"/>
+          <w:rFonts w:ascii="Calibri" w:hAnsi="Calibri"/>
           <w:b/>
-          <w:color w:val="EA580C"/>
-          <w:sz w:val="28"/>
+          <w:color w:val="1A365D"/>
+          <w:sz w:val="40"/>
+        </w:rPr>
+        <w:t>Capítulo 5: La Tierra sin Cielo (Cierre del Volumen 2)</w:t>
+      </w:r>
+      <w:bookmarkEnd w:id="50"/>
+    </w:p>
+    <w:p>
+      <w:bookmarkStart w:id="51" w:name="cap_5_esc"/>
+      <w:pPr>
+        <w:keepNext/>
+        <w:spacing w:before="240" w:after="120"/>
+        <w:jc w:val="left"/>
+      </w:pPr>
+      <w:r>
+        <w:rPr>
+          <w:rFonts w:ascii="Calibri" w:hAnsi="Calibri"/>
+          <w:b/>
+          <w:color w:val="2B6CB0"/>
+          <w:sz w:val="30"/>
         </w:rPr>
         <w:t>Escena 1: El Nuevo Mundo</w:t>
       </w:r>
-      <w:r>
-        <w:bookmarkEnd w:id="18"/>
-      </w:r>
+      <w:bookmarkEnd w:id="51"/>
     </w:p>
     <w:p>
+      <w:pPr>
+        <w:spacing w:line="276" w:lineRule="auto" w:after="160"/>
+      </w:pPr>
       <w:r>
+        <w:rPr>
+          <w:rFonts w:ascii="Calibri" w:hAnsi="Calibri"/>
+          <w:sz w:val="22"/>
+        </w:rPr>
         <w:t>Tres meses después del Gran Descenso.</w:t>
         <w:br/>
         <w:br/>
@@ -775,24 +1369,72 @@
       </w:r>
     </w:p>
     <w:p>
+      <w:pPr>
+        <w:spacing w:before="120" w:after="280"/>
+        <w:jc w:val="center"/>
+      </w:pPr>
       <w:r>
-        <w:bookmarkStart w:id="19" w:name="Scene_19"/>
+        <w:drawing>
+          <wp:inline xmlns:a="http://schemas.openxmlformats.org/drawingml/2006/main" xmlns:pic="http://schemas.openxmlformats.org/drawingml/2006/picture">
+            <wp:extent cx="4754880" cy="2674620"/>
+            <wp:docPr id="14" name="Picture 14"/>
+            <wp:cNvGraphicFramePr>
+              <a:graphicFrameLocks noChangeAspect="1"/>
+            </wp:cNvGraphicFramePr>
+            <a:graphic>
+              <a:graphicData uri="http://schemas.openxmlformats.org/drawingml/2006/picture">
+                <pic:pic>
+                  <pic:nvPicPr>
+                    <pic:cNvPr id="0" name="escena_c5_e1.jpg"/>
+                    <pic:cNvPicPr/>
+                  </pic:nvPicPr>
+                  <pic:blipFill>
+                    <a:blip r:embed="rId22"/>
+                    <a:stretch>
+                      <a:fillRect/>
+                    </a:stretch>
+                  </pic:blipFill>
+                  <pic:spPr>
+                    <a:xfrm>
+                      <a:off x="0" y="0"/>
+                      <a:ext cx="4754880" cy="2674620"/>
+                    </a:xfrm>
+                    <a:prstGeom prst="rect"/>
+                  </pic:spPr>
+                </pic:pic>
+              </a:graphicData>
+            </a:graphic>
+          </wp:inline>
+        </w:drawing>
       </w:r>
+    </w:p>
+    <w:p>
+      <w:bookmarkStart w:id="51" w:name="cap_5_esc"/>
+      <w:pPr>
+        <w:keepNext/>
+        <w:spacing w:before="240" w:after="120"/>
+        <w:jc w:val="left"/>
+      </w:pPr>
       <w:r>
         <w:rPr>
-          <w:rFonts w:ascii="Arial" w:hAnsi="Arial"/>
+          <w:rFonts w:ascii="Calibri" w:hAnsi="Calibri"/>
           <w:b/>
-          <w:color w:val="EA580C"/>
-          <w:sz w:val="28"/>
+          <w:color w:val="2B6CB0"/>
+          <w:sz w:val="30"/>
         </w:rPr>
         <w:t>Escena 2: El Caminante de los Ecos</w:t>
       </w:r>
-      <w:r>
-        <w:bookmarkEnd w:id="19"/>
-      </w:r>
+      <w:bookmarkEnd w:id="51"/>
     </w:p>
     <w:p>
+      <w:pPr>
+        <w:spacing w:line="276" w:lineRule="auto" w:after="160"/>
+      </w:pPr>
       <w:r>
+        <w:rPr>
+          <w:rFonts w:ascii="Calibri" w:hAnsi="Calibri"/>
+          <w:sz w:val="22"/>
+        </w:rPr>
         <w:t>En lo alto de la colina que dominaba el nuevo valle, Sora caminaba entre los árboles. Llevaba en su espalda la funda de la antigua daga de Kael, ahora vacía.</w:t>
         <w:br/>
         <w:br/>
@@ -818,24 +1460,72 @@
       </w:r>
     </w:p>
     <w:p>
+      <w:pPr>
+        <w:spacing w:before="120" w:after="280"/>
+        <w:jc w:val="center"/>
+      </w:pPr>
       <w:r>
-        <w:bookmarkStart w:id="20" w:name="Scene_20"/>
+        <w:drawing>
+          <wp:inline xmlns:a="http://schemas.openxmlformats.org/drawingml/2006/main" xmlns:pic="http://schemas.openxmlformats.org/drawingml/2006/picture">
+            <wp:extent cx="4754880" cy="2674620"/>
+            <wp:docPr id="15" name="Picture 15"/>
+            <wp:cNvGraphicFramePr>
+              <a:graphicFrameLocks noChangeAspect="1"/>
+            </wp:cNvGraphicFramePr>
+            <a:graphic>
+              <a:graphicData uri="http://schemas.openxmlformats.org/drawingml/2006/picture">
+                <pic:pic>
+                  <pic:nvPicPr>
+                    <pic:cNvPr id="0" name="escena_c5_e2.jpg"/>
+                    <pic:cNvPicPr/>
+                  </pic:nvPicPr>
+                  <pic:blipFill>
+                    <a:blip r:embed="rId23"/>
+                    <a:stretch>
+                      <a:fillRect/>
+                    </a:stretch>
+                  </pic:blipFill>
+                  <pic:spPr>
+                    <a:xfrm>
+                      <a:off x="0" y="0"/>
+                      <a:ext cx="4754880" cy="2674620"/>
+                    </a:xfrm>
+                    <a:prstGeom prst="rect"/>
+                  </pic:spPr>
+                </pic:pic>
+              </a:graphicData>
+            </a:graphic>
+          </wp:inline>
+        </w:drawing>
       </w:r>
+    </w:p>
+    <w:p>
+      <w:bookmarkStart w:id="51" w:name="cap_5_esc"/>
+      <w:pPr>
+        <w:keepNext/>
+        <w:spacing w:before="240" w:after="120"/>
+        <w:jc w:val="left"/>
+      </w:pPr>
       <w:r>
         <w:rPr>
-          <w:rFonts w:ascii="Arial" w:hAnsi="Arial"/>
+          <w:rFonts w:ascii="Calibri" w:hAnsi="Calibri"/>
           <w:b/>
-          <w:color w:val="EA580C"/>
-          <w:sz w:val="28"/>
+          <w:color w:val="2B6CB0"/>
+          <w:sz w:val="30"/>
         </w:rPr>
         <w:t>Escena 3: La Sombra en el Horizonte (Cliffhanger Final)</w:t>
       </w:r>
-      <w:r>
-        <w:bookmarkEnd w:id="20"/>
-      </w:r>
+      <w:bookmarkEnd w:id="51"/>
     </w:p>
     <w:p>
+      <w:pPr>
+        <w:spacing w:line="276" w:lineRule="auto" w:after="160"/>
+      </w:pPr>
       <w:r>
+        <w:rPr>
+          <w:rFonts w:ascii="Calibri" w:hAnsi="Calibri"/>
+          <w:sz w:val="22"/>
+        </w:rPr>
         <w:t>Mientras el sol se ocultaba tras las montañas, Kael sintió una leve punzada en la palma de su mano izquierda.</w:t>
         <w:br/>
         <w:br/>
@@ -858,6 +1548,51 @@
         <w:br/>
         <w:br/>
         <w:t>[ FIN DEL VOLUMEN 2 — KURO NO KINEKI ]</w:t>
+      </w:r>
+    </w:p>
+    <w:p>
+      <w:pPr>
+        <w:spacing w:before="120" w:after="280"/>
+        <w:jc w:val="center"/>
+      </w:pPr>
+      <w:r>
+        <w:drawing>
+          <wp:inline xmlns:a="http://schemas.openxmlformats.org/drawingml/2006/main" xmlns:pic="http://schemas.openxmlformats.org/drawingml/2006/picture">
+            <wp:extent cx="4754880" cy="2674620"/>
+            <wp:docPr id="16" name="Picture 16"/>
+            <wp:cNvGraphicFramePr>
+              <a:graphicFrameLocks noChangeAspect="1"/>
+            </wp:cNvGraphicFramePr>
+            <a:graphic>
+              <a:graphicData uri="http://schemas.openxmlformats.org/drawingml/2006/picture">
+                <pic:pic>
+                  <pic:nvPicPr>
+                    <pic:cNvPr id="0" name="escena_c5_e3.jpg"/>
+                    <pic:cNvPicPr/>
+                  </pic:nvPicPr>
+                  <pic:blipFill>
+                    <a:blip r:embed="rId24"/>
+                    <a:stretch>
+                      <a:fillRect/>
+                    </a:stretch>
+                  </pic:blipFill>
+                  <pic:spPr>
+                    <a:xfrm>
+                      <a:off x="0" y="0"/>
+                      <a:ext cx="4754880" cy="2674620"/>
+                    </a:xfrm>
+                    <a:prstGeom prst="rect"/>
+                  </pic:spPr>
+                </pic:pic>
+              </a:graphicData>
+            </a:graphic>
+          </wp:inline>
+        </w:drawing>
+      </w:r>
+    </w:p>
+    <w:p>
+      <w:r>
+        <w:br w:type="page"/>
       </w:r>
     </w:p>
     <w:sectPr>
@@ -1233,9 +1968,6 @@
     <w:name w:val="Normal"/>
     <w:qFormat/>
     <w:rsid w:val="00FC693F"/>
-    <w:rPr>
-      <w:sz w:val="22"/>
-    </w:rPr>
   </w:style>
   <w:style w:type="paragraph" w:styleId="Header">
     <w:name w:val="header"/>
